--- a/Dokumentit/R16 Loppuraportti.docx
+++ b/Dokumentit/R16 Loppuraportti.docx
@@ -1095,15 +1095,7 @@
                   <w:ind w:left="0"/>
                 </w:pPr>
                 <w:r>
-                  <w:t xml:space="preserve">luotu projektin kansiorakenne ja AppShell. </w:t>
-                </w:r>
-                <w:proofErr w:type="gramStart"/>
-                <w:r>
-                  <w:t>Lisätty .gitignore</w:t>
-                </w:r>
-                <w:proofErr w:type="gramEnd"/>
-                <w:r>
-                  <w:t xml:space="preserve"> väliaikaisille tiedostoille. AdminPage: UI ja lisäämisen perusrakenne. Lisätty Dokumentit-kansio.</w:t>
+                  <w:t>luotu projektin kansiorakenne ja AppShell. Lisätty .gitignore väliaikaisille tiedostoille. AdminPage: UI ja lisäämisen perusrakenne. Lisätty Dokumentit-kansio.</w:t>
                 </w:r>
               </w:p>
               <w:p>
@@ -1121,15 +1113,7 @@
                   <w:ind w:left="0"/>
                 </w:pPr>
                 <w:r>
-                  <w:t xml:space="preserve">Poistetaan </w:t>
-                </w:r>
-                <w:proofErr w:type="spellStart"/>
-                <w:r>
-                  <w:t>obj</w:t>
-                </w:r>
-                <w:proofErr w:type="spellEnd"/>
-                <w:r>
-                  <w:t>-kansio ja päivitetään gitignore. Tehty sisäänkirjautuminen.</w:t>
+                  <w:t>Poistetaan obj-kansio ja päivitetään gitignore. Tehty sisäänkirjautuminen.</w:t>
                 </w:r>
               </w:p>
               <w:p>
@@ -1517,6 +1501,12 @@
               <w:bCs/>
             </w:rPr>
             <w:t xml:space="preserve">   1.41         01.12.2025    Jussi</w:t>
+          </w:r>
+          <w:r>
+            <w:rPr>
+              <w:bCs/>
+            </w:rPr>
+            <w:t xml:space="preserve">        Loppuraportin aloitus.</w:t>
           </w:r>
         </w:p>
         <w:p>
@@ -3618,7 +3608,13 @@
               <w:pStyle w:val="IstKappaleC1"/>
             </w:pPr>
             <w:r>
-              <w:t>120</w:t>
+              <w:t>1</w:t>
+            </w:r>
+            <w:r>
+              <w:t>1</w:t>
+            </w:r>
+            <w:r>
+              <w:t>0</w:t>
             </w:r>
             <w:r>
               <w:t xml:space="preserve"> h</w:t>
@@ -3760,7 +3756,7 @@
               <w:t>1</w:t>
             </w:r>
             <w:r>
-              <w:t>5</w:t>
+              <w:t>2</w:t>
             </w:r>
             <w:r>
               <w:t xml:space="preserve"> h</w:t>
@@ -3847,7 +3843,14 @@
                 <w:b/>
                 <w:bCs/>
               </w:rPr>
-              <w:t>155</w:t>
+              <w:t>1</w:t>
+            </w:r>
+            <w:r>
+              <w:rPr>
+                <w:b/>
+                <w:bCs/>
+              </w:rPr>
+              <w:t>42</w:t>
             </w:r>
             <w:r>
               <w:rPr>
@@ -3872,7 +3875,7 @@
               <w:t>+</w:t>
             </w:r>
             <w:r>
-              <w:t>25</w:t>
+              <w:t>12</w:t>
             </w:r>
             <w:r>
               <w:t xml:space="preserve"> h</w:t>
@@ -4301,18 +4304,8 @@
                 <w:b w:val="0"/>
                 <w:szCs w:val="20"/>
               </w:rPr>
-              <w:t xml:space="preserve"> n. +</w:t>
+              <w:t xml:space="preserve"> n. +16%</w:t>
             </w:r>
-            <w:proofErr w:type="gramStart"/>
-            <w:r>
-              <w:rPr>
-                <w:rFonts w:eastAsia="Times New Roman" w:cs="Calibri"/>
-                <w:b w:val="0"/>
-                <w:szCs w:val="20"/>
-              </w:rPr>
-              <w:t>16%</w:t>
-            </w:r>
-            <w:proofErr w:type="gramEnd"/>
           </w:p>
         </w:tc>
       </w:tr>
@@ -4636,9 +4629,10 @@
         <w:tblLook w:val="01E0" w:firstRow="1" w:lastRow="1" w:firstColumn="1" w:lastColumn="1" w:noHBand="0" w:noVBand="0"/>
       </w:tblPr>
       <w:tblGrid>
-        <w:gridCol w:w="2587"/>
-        <w:gridCol w:w="4196"/>
-        <w:gridCol w:w="3402"/>
+        <w:gridCol w:w="1885"/>
+        <w:gridCol w:w="1082"/>
+        <w:gridCol w:w="3969"/>
+        <w:gridCol w:w="3249"/>
       </w:tblGrid>
       <w:tr>
         <w:trPr>
@@ -4647,7 +4641,7 @@
         <w:tc>
           <w:tcPr>
             <w:cnfStyle w:val="001000000000" w:firstRow="0" w:lastRow="0" w:firstColumn="1" w:lastColumn="0" w:oddVBand="0" w:evenVBand="0" w:oddHBand="0" w:evenHBand="0" w:firstRowFirstColumn="0" w:firstRowLastColumn="0" w:lastRowFirstColumn="0" w:lastRowLastColumn="0"/>
-            <w:tcW w:w="2587" w:type="dxa"/>
+            <w:tcW w:w="1885" w:type="dxa"/>
           </w:tcPr>
           <w:p>
             <w:pPr>
@@ -4672,12 +4666,39 @@
         <w:tc>
           <w:tcPr>
             <w:cnfStyle w:val="000010000000" w:firstRow="0" w:lastRow="0" w:firstColumn="0" w:lastColumn="0" w:oddVBand="1" w:evenVBand="0" w:oddHBand="0" w:evenHBand="0" w:firstRowFirstColumn="0" w:firstRowLastColumn="0" w:lastRowFirstColumn="0" w:lastRowLastColumn="0"/>
-            <w:tcW w:w="4196" w:type="dxa"/>
+            <w:tcW w:w="1082" w:type="dxa"/>
           </w:tcPr>
           <w:p>
             <w:pPr>
               <w:spacing w:before="120" w:after="120"/>
               <w:jc w:val="both"/>
+              <w:rPr>
+                <w:rFonts w:eastAsia="Times New Roman" w:cs="Calibri"/>
+                <w:b w:val="0"/>
+                <w:bCs w:val="0"/>
+                <w:szCs w:val="20"/>
+              </w:rPr>
+            </w:pPr>
+            <w:r>
+              <w:rPr>
+                <w:rFonts w:eastAsia="Times New Roman" w:cs="Calibri"/>
+                <w:b w:val="0"/>
+                <w:bCs w:val="0"/>
+                <w:szCs w:val="20"/>
+              </w:rPr>
+              <w:t>Työaika</w:t>
+            </w:r>
+          </w:p>
+        </w:tc>
+        <w:tc>
+          <w:tcPr>
+            <w:tcW w:w="3969" w:type="dxa"/>
+          </w:tcPr>
+          <w:p>
+            <w:pPr>
+              <w:spacing w:before="120" w:after="120"/>
+              <w:jc w:val="both"/>
+              <w:cnfStyle w:val="100000000000" w:firstRow="1" w:lastRow="0" w:firstColumn="0" w:lastColumn="0" w:oddVBand="0" w:evenVBand="0" w:oddHBand="0" w:evenHBand="0" w:firstRowFirstColumn="0" w:firstRowLastColumn="0" w:lastRowFirstColumn="0" w:lastRowLastColumn="0"/>
               <w:rPr>
                 <w:rFonts w:eastAsia="Times New Roman" w:cs="Calibri"/>
                 <w:b w:val="0"/>
@@ -4697,7 +4718,7 @@
         <w:tc>
           <w:tcPr>
             <w:cnfStyle w:val="000100000000" w:firstRow="0" w:lastRow="0" w:firstColumn="0" w:lastColumn="1" w:oddVBand="0" w:evenVBand="0" w:oddHBand="0" w:evenHBand="0" w:firstRowFirstColumn="0" w:firstRowLastColumn="0" w:lastRowFirstColumn="0" w:lastRowLastColumn="0"/>
-            <w:tcW w:w="3402" w:type="dxa"/>
+            <w:tcW w:w="3249" w:type="dxa"/>
           </w:tcPr>
           <w:p>
             <w:pPr>
@@ -4715,23 +4736,7 @@
                 <w:b w:val="0"/>
                 <w:szCs w:val="20"/>
               </w:rPr>
-              <w:t>Arvio projektiryhm</w:t>
-            </w:r>
-            <w:r>
-              <w:rPr>
-                <w:rFonts w:eastAsia="Times New Roman" w:cs="Calibri"/>
-                <w:b w:val="0"/>
-                <w:szCs w:val="20"/>
-              </w:rPr>
-              <w:t>ä</w:t>
-            </w:r>
-            <w:r>
-              <w:rPr>
-                <w:rFonts w:eastAsia="Times New Roman" w:cs="Calibri"/>
-                <w:b w:val="0"/>
-                <w:szCs w:val="20"/>
-              </w:rPr>
-              <w:t>n toiminnasta</w:t>
+              <w:t>Arvio projektiryhmän toiminnasta</w:t>
             </w:r>
           </w:p>
         </w:tc>
@@ -4743,7 +4748,7 @@
         <w:tc>
           <w:tcPr>
             <w:cnfStyle w:val="001000000000" w:firstRow="0" w:lastRow="0" w:firstColumn="1" w:lastColumn="0" w:oddVBand="0" w:evenVBand="0" w:oddHBand="0" w:evenHBand="0" w:firstRowFirstColumn="0" w:firstRowLastColumn="0" w:lastRowFirstColumn="0" w:lastRowLastColumn="0"/>
-            <w:tcW w:w="2587" w:type="dxa"/>
+            <w:tcW w:w="1885" w:type="dxa"/>
           </w:tcPr>
           <w:p>
             <w:pPr>
@@ -4766,7 +4771,7 @@
         <w:tc>
           <w:tcPr>
             <w:cnfStyle w:val="000010000000" w:firstRow="0" w:lastRow="0" w:firstColumn="0" w:lastColumn="0" w:oddVBand="1" w:evenVBand="0" w:oddHBand="0" w:evenHBand="0" w:firstRowFirstColumn="0" w:firstRowLastColumn="0" w:lastRowFirstColumn="0" w:lastRowLastColumn="0"/>
-            <w:tcW w:w="4196" w:type="dxa"/>
+            <w:tcW w:w="1082" w:type="dxa"/>
           </w:tcPr>
           <w:p>
             <w:pPr>
@@ -4780,6 +4785,27 @@
                 <w:rFonts w:eastAsia="Times New Roman" w:cs="Calibri"/>
                 <w:szCs w:val="20"/>
               </w:rPr>
+              <w:t>122</w:t>
+            </w:r>
+          </w:p>
+        </w:tc>
+        <w:tc>
+          <w:tcPr>
+            <w:tcW w:w="3969" w:type="dxa"/>
+          </w:tcPr>
+          <w:p>
+            <w:pPr>
+              <w:cnfStyle w:val="000000100000" w:firstRow="0" w:lastRow="0" w:firstColumn="0" w:lastColumn="0" w:oddVBand="0" w:evenVBand="0" w:oddHBand="1" w:evenHBand="0" w:firstRowFirstColumn="0" w:firstRowLastColumn="0" w:lastRowFirstColumn="0" w:lastRowLastColumn="0"/>
+              <w:rPr>
+                <w:rFonts w:eastAsia="Times New Roman" w:cs="Calibri"/>
+                <w:szCs w:val="20"/>
+              </w:rPr>
+            </w:pPr>
+            <w:r>
+              <w:rPr>
+                <w:rFonts w:eastAsia="Times New Roman" w:cs="Calibri"/>
+                <w:szCs w:val="20"/>
+              </w:rPr>
               <w:t>Vastasin pääosin sovelluslogiikasta</w:t>
             </w:r>
             <w:r>
@@ -4787,28 +4813,14 @@
                 <w:rFonts w:eastAsia="Times New Roman" w:cs="Calibri"/>
                 <w:szCs w:val="20"/>
               </w:rPr>
-              <w:t>, ulkonäöstä, Tapahtumien hallinnasta</w:t>
-            </w:r>
-            <w:r>
-              <w:rPr>
-                <w:rFonts w:eastAsia="Times New Roman" w:cs="Calibri"/>
-                <w:szCs w:val="20"/>
-              </w:rPr>
-              <w:t>, kalenterista, Windows ja Android versioiden tekemisestä sekä dokumentointi</w:t>
-            </w:r>
-            <w:r>
-              <w:rPr>
-                <w:rFonts w:eastAsia="Times New Roman" w:cs="Calibri"/>
-                <w:szCs w:val="20"/>
-              </w:rPr>
-              <w:t>. Sain tehtyä kaikki mitä suunnittelussa sovittiin.</w:t>
+              <w:t>, ulkonäöstä, Tapahtumien hallinnasta, kalenterista, Windows ja Android versioiden tekemisestä sekä kaikki dokumentointi. Sain tehtyä kaikki mitä suunnittelussa sovittiin.</w:t>
             </w:r>
           </w:p>
         </w:tc>
         <w:tc>
           <w:tcPr>
             <w:cnfStyle w:val="000100000000" w:firstRow="0" w:lastRow="0" w:firstColumn="0" w:lastColumn="1" w:oddVBand="0" w:evenVBand="0" w:oddHBand="0" w:evenHBand="0" w:firstRowFirstColumn="0" w:firstRowLastColumn="0" w:lastRowFirstColumn="0" w:lastRowLastColumn="0"/>
-            <w:tcW w:w="3402" w:type="dxa"/>
+            <w:tcW w:w="3249" w:type="dxa"/>
           </w:tcPr>
           <w:p>
             <w:pPr>
@@ -4851,7 +4863,23 @@
                 <w:b w:val="0"/>
                 <w:szCs w:val="20"/>
               </w:rPr>
-              <w:t>Käytin eniten aikaa projektiin, mutta kaikki sai kuitenkin tehtyä oman panoksensa projektiin.</w:t>
+              <w:t>Käytin eniten aikaa projektiin, mutta kaikki sai kuitenkin tehtyä oman panoksensa projektiin</w:t>
+            </w:r>
+            <w:r>
+              <w:rPr>
+                <w:rFonts w:eastAsia="Times New Roman" w:cs="Calibri"/>
+                <w:b w:val="0"/>
+                <w:szCs w:val="20"/>
+              </w:rPr>
+              <w:t xml:space="preserve"> omalla tavallaan</w:t>
+            </w:r>
+            <w:r>
+              <w:rPr>
+                <w:rFonts w:eastAsia="Times New Roman" w:cs="Calibri"/>
+                <w:b w:val="0"/>
+                <w:szCs w:val="20"/>
+              </w:rPr>
+              <w:t>.</w:t>
             </w:r>
           </w:p>
           <w:p>
@@ -4871,7 +4899,7 @@
         <w:tc>
           <w:tcPr>
             <w:cnfStyle w:val="001000000000" w:firstRow="0" w:lastRow="0" w:firstColumn="1" w:lastColumn="0" w:oddVBand="0" w:evenVBand="0" w:oddHBand="0" w:evenHBand="0" w:firstRowFirstColumn="0" w:firstRowLastColumn="0" w:lastRowFirstColumn="0" w:lastRowLastColumn="0"/>
-            <w:tcW w:w="2587" w:type="dxa"/>
+            <w:tcW w:w="1885" w:type="dxa"/>
           </w:tcPr>
           <w:p>
             <w:pPr>
@@ -4894,7 +4922,29 @@
         <w:tc>
           <w:tcPr>
             <w:cnfStyle w:val="000010000000" w:firstRow="0" w:lastRow="0" w:firstColumn="0" w:lastColumn="0" w:oddVBand="1" w:evenVBand="0" w:oddHBand="0" w:evenHBand="0" w:firstRowFirstColumn="0" w:firstRowLastColumn="0" w:lastRowFirstColumn="0" w:lastRowLastColumn="0"/>
-            <w:tcW w:w="4196" w:type="dxa"/>
+            <w:tcW w:w="1082" w:type="dxa"/>
+          </w:tcPr>
+          <w:p>
+            <w:pPr>
+              <w:rPr>
+                <w:rFonts w:eastAsia="Times New Roman" w:cs="Calibri"/>
+                <w:szCs w:val="20"/>
+              </w:rPr>
+            </w:pPr>
+            <w:r>
+              <w:rPr>
+                <w:rFonts w:eastAsia="Times New Roman" w:cs="Calibri"/>
+                <w:b w:val="0"/>
+                <w:bCs w:val="0"/>
+                <w:szCs w:val="20"/>
+              </w:rPr>
+              <w:t>20</w:t>
+            </w:r>
+          </w:p>
+        </w:tc>
+        <w:tc>
+          <w:tcPr>
+            <w:tcW w:w="3969" w:type="dxa"/>
           </w:tcPr>
           <w:p>
             <w:pPr>
@@ -4903,6 +4953,7 @@
                 <w:ilvl w:val="0"/>
                 <w:numId w:val="23"/>
               </w:numPr>
+              <w:cnfStyle w:val="010000000000" w:firstRow="0" w:lastRow="1" w:firstColumn="0" w:lastColumn="0" w:oddVBand="0" w:evenVBand="0" w:oddHBand="0" w:evenHBand="0" w:firstRowFirstColumn="0" w:firstRowLastColumn="0" w:lastRowFirstColumn="0" w:lastRowLastColumn="0"/>
               <w:rPr>
                 <w:rFonts w:eastAsia="Times New Roman" w:cs="Calibri"/>
                 <w:b w:val="0"/>
@@ -4915,25 +4966,7 @@
                 <w:b w:val="0"/>
                 <w:szCs w:val="20"/>
               </w:rPr>
-              <w:t xml:space="preserve">mitkä </w:t>
-            </w:r>
-            <w:proofErr w:type="gramStart"/>
-            <w:r>
-              <w:rPr>
-                <w:rFonts w:eastAsia="Times New Roman" w:cs="Calibri"/>
-                <w:b w:val="0"/>
-                <w:szCs w:val="20"/>
-              </w:rPr>
-              <w:t>oli</w:t>
-            </w:r>
-            <w:proofErr w:type="gramEnd"/>
-            <w:r>
-              <w:rPr>
-                <w:rFonts w:eastAsia="Times New Roman" w:cs="Calibri"/>
-                <w:b w:val="0"/>
-                <w:szCs w:val="20"/>
-              </w:rPr>
-              <w:t xml:space="preserve"> keskeisimmät osavastuut ja arvio niiden onnistumisesta</w:t>
+              <w:t>mitkä oli keskeisimmät osavastuut ja arvio niiden onnistumisesta</w:t>
             </w:r>
           </w:p>
           <w:p>
@@ -4943,6 +4976,7 @@
                 <w:ilvl w:val="0"/>
                 <w:numId w:val="23"/>
               </w:numPr>
+              <w:cnfStyle w:val="010000000000" w:firstRow="0" w:lastRow="1" w:firstColumn="0" w:lastColumn="0" w:oddVBand="0" w:evenVBand="0" w:oddHBand="0" w:evenHBand="0" w:firstRowFirstColumn="0" w:firstRowLastColumn="0" w:lastRowFirstColumn="0" w:lastRowLastColumn="0"/>
               <w:rPr>
                 <w:rFonts w:eastAsia="Times New Roman" w:cs="Calibri"/>
                 <w:b w:val="0"/>
@@ -4962,7 +4996,7 @@
         <w:tc>
           <w:tcPr>
             <w:cnfStyle w:val="000100000000" w:firstRow="0" w:lastRow="0" w:firstColumn="0" w:lastColumn="1" w:oddVBand="0" w:evenVBand="0" w:oddHBand="0" w:evenHBand="0" w:firstRowFirstColumn="0" w:firstRowLastColumn="0" w:lastRowFirstColumn="0" w:lastRowLastColumn="0"/>
-            <w:tcW w:w="3402" w:type="dxa"/>
+            <w:tcW w:w="3249" w:type="dxa"/>
           </w:tcPr>
           <w:p>
             <w:pPr>
@@ -4991,18 +5025,8 @@
                 <w:b w:val="0"/>
                 <w:szCs w:val="20"/>
               </w:rPr>
-              <w:t xml:space="preserve">projekti onnistui </w:t>
+              <w:t>projekti onnistui tavoitteessan</w:t>
             </w:r>
-            <w:proofErr w:type="spellStart"/>
-            <w:r>
-              <w:rPr>
-                <w:rFonts w:eastAsia="Times New Roman" w:cs="Calibri"/>
-                <w:b w:val="0"/>
-                <w:szCs w:val="20"/>
-              </w:rPr>
-              <w:t>tavoitteessan</w:t>
-            </w:r>
-            <w:proofErr w:type="spellEnd"/>
           </w:p>
           <w:p>
             <w:pPr>
@@ -6147,7 +6171,6 @@
         <w:rPr>
           <w:i/>
         </w:rPr>
-        <w:lastRenderedPageBreak/>
         <w:t>Riskejä seurattiin säännöllisesti projektipäälliköiden toimesta ja projektiryhmän kokouksissa. Ohjausryhmä seurasi projektin etenemistä ja riskejä jokaisessa kokouksessaan perustuen projektipäälliköiden tekemään tilanneselvitykseen. Ohjausryhmä päätti toimenpiteistä riskien minimoimiseksi.</w:t>
       </w:r>
     </w:p>
